--- a/data/client_03_hard/meeting_notes.docx
+++ b/data/client_03_hard/meeting_notes.docx
@@ -29,7 +29,7 @@
     </w:p>
     <w:p>
       <w:r>
-        <w:t>We looked at the jointly-held General Investment Account on the Holloway platform. Pulling it up during the meeting, it was showing around £38,000 — a little higher than the figure on the last statement they had to hand.</w:t>
+        <w:t>We looked at the jointly-held General Investment Account on the Holloway platform. Pulling it up during the meeting, it was showing around £38,000, a little higher than the figure on the last statement they had to hand.</w:t>
       </w:r>
     </w:p>
     <w:p>
